--- a/TechXchange_2025_CICS_Labs_Guide_CICS.docx
+++ b/TechXchange_2025_CICS_Labs_Guide_CICS.docx
@@ -616,17 +616,80 @@
           <w:rFonts w:ascii="Arial" w:hAnsi="Arial"/>
           <w:sz w:val="24"/>
         </w:rPr>
-        <w:t xml:space="preserve">for </w:t>
-      </w:r>
-      <w:proofErr w:type="gramStart"/>
-      <w:r>
-        <w:rPr>
-          <w:rFonts w:ascii="Arial" w:hAnsi="Arial"/>
-          <w:sz w:val="24"/>
-        </w:rPr>
-        <w:t>each</w:t>
-      </w:r>
-      <w:proofErr w:type="gramEnd"/>
+        <w:t xml:space="preserve">for each </w:t>
+      </w:r>
+      <w:r>
+        <w:rPr>
+          <w:rFonts w:ascii="Arial" w:hAnsi="Arial"/>
+          <w:sz w:val="24"/>
+        </w:rPr>
+        <w:t>the various lab exercises. Click on the link of the exercise that you want to do and download the lab exercise workbook to your desktop. You will use th</w:t>
+      </w:r>
+      <w:r>
+        <w:rPr>
+          <w:rFonts w:ascii="Arial" w:hAnsi="Arial"/>
+          <w:sz w:val="24"/>
+        </w:rPr>
+        <w:t xml:space="preserve">e </w:t>
+      </w:r>
+      <w:r>
+        <w:rPr>
+          <w:rFonts w:ascii="Arial" w:hAnsi="Arial"/>
+          <w:sz w:val="24"/>
+        </w:rPr>
+        <w:t>workbook</w:t>
+      </w:r>
+      <w:r>
+        <w:rPr>
+          <w:rFonts w:ascii="Arial" w:hAnsi="Arial"/>
+          <w:sz w:val="24"/>
+        </w:rPr>
+        <w:t xml:space="preserve"> to guide you through the lab.</w:t>
+      </w:r>
+      <w:r>
+        <w:rPr>
+          <w:rFonts w:ascii="Arial" w:hAnsi="Arial"/>
+          <w:sz w:val="24"/>
+        </w:rPr>
+        <w:t xml:space="preserve">  Note:  for the SHARE workshop, hardcopy versions of the workbooks will be available. </w:t>
+      </w:r>
+    </w:p>
+    <w:p>
+      <w:pPr>
+        <w:rPr>
+          <w:rFonts w:ascii="Arial" w:hAnsi="Arial"/>
+          <w:sz w:val="24"/>
+        </w:rPr>
+      </w:pPr>
+    </w:p>
+    <w:p>
+      <w:pPr>
+        <w:rPr>
+          <w:rFonts w:ascii="Arial" w:hAnsi="Arial"/>
+          <w:sz w:val="24"/>
+        </w:rPr>
+      </w:pPr>
+      <w:r>
+        <w:rPr>
+          <w:rFonts w:ascii="Arial" w:hAnsi="Arial"/>
+          <w:sz w:val="24"/>
+        </w:rPr>
+        <w:t xml:space="preserve">The </w:t>
+      </w:r>
+      <w:r>
+        <w:rPr>
+          <w:rFonts w:ascii="Arial" w:hAnsi="Arial"/>
+          <w:sz w:val="24"/>
+        </w:rPr>
+        <w:t>last section</w:t>
+      </w:r>
+      <w:r>
+        <w:rPr>
+          <w:rFonts w:ascii="Arial" w:hAnsi="Arial"/>
+          <w:sz w:val="24"/>
+        </w:rPr>
+        <w:t xml:space="preserve"> is used to obtain credentials for your personal virtual lab environment. At your</w:t>
+      </w:r>
       <w:r>
         <w:rPr>
           <w:rFonts w:ascii="Arial" w:hAnsi="Arial"/>
@@ -639,134 +702,7 @@
           <w:rFonts w:ascii="Arial" w:hAnsi="Arial"/>
           <w:sz w:val="24"/>
         </w:rPr>
-        <w:t>the various lab exercises. Click on the link of the exercise that you want to do and download the lab exercise workbook to your desktop. You will use th</w:t>
-      </w:r>
-      <w:r>
-        <w:rPr>
-          <w:rFonts w:ascii="Arial" w:hAnsi="Arial"/>
-          <w:sz w:val="24"/>
-        </w:rPr>
-        <w:t xml:space="preserve">e </w:t>
-      </w:r>
-      <w:r>
-        <w:rPr>
-          <w:rFonts w:ascii="Arial" w:hAnsi="Arial"/>
-          <w:sz w:val="24"/>
-        </w:rPr>
-        <w:t>workbook</w:t>
-      </w:r>
-      <w:r>
-        <w:rPr>
-          <w:rFonts w:ascii="Arial" w:hAnsi="Arial"/>
-          <w:sz w:val="24"/>
-        </w:rPr>
-        <w:t xml:space="preserve"> to guide you through the lab.</w:t>
-      </w:r>
-      <w:r>
-        <w:rPr>
-          <w:rFonts w:ascii="Arial" w:hAnsi="Arial"/>
-          <w:sz w:val="24"/>
-        </w:rPr>
-        <w:t xml:space="preserve">  Note</w:t>
-      </w:r>
-      <w:proofErr w:type="gramStart"/>
-      <w:r>
-        <w:rPr>
-          <w:rFonts w:ascii="Arial" w:hAnsi="Arial"/>
-          <w:sz w:val="24"/>
-        </w:rPr>
-        <w:t>:  for</w:t>
-      </w:r>
-      <w:proofErr w:type="gramEnd"/>
-      <w:r>
-        <w:rPr>
-          <w:rFonts w:ascii="Arial" w:hAnsi="Arial"/>
-          <w:sz w:val="24"/>
-        </w:rPr>
-        <w:t xml:space="preserve"> the SHARE workshop, hardcopy versions of the workbooks will be available. </w:t>
-      </w:r>
-    </w:p>
-    <w:p>
-      <w:pPr>
-        <w:rPr>
-          <w:rFonts w:ascii="Arial" w:hAnsi="Arial"/>
-          <w:sz w:val="24"/>
-        </w:rPr>
-      </w:pPr>
-    </w:p>
-    <w:p>
-      <w:pPr>
-        <w:rPr>
-          <w:rFonts w:ascii="Arial" w:hAnsi="Arial"/>
-          <w:sz w:val="24"/>
-        </w:rPr>
-      </w:pPr>
-      <w:r>
-        <w:rPr>
-          <w:rFonts w:ascii="Arial" w:hAnsi="Arial"/>
-          <w:sz w:val="24"/>
-        </w:rPr>
-        <w:t xml:space="preserve">The </w:t>
-      </w:r>
-      <w:r>
-        <w:rPr>
-          <w:rFonts w:ascii="Arial" w:hAnsi="Arial"/>
-          <w:sz w:val="24"/>
-        </w:rPr>
-        <w:t>last section</w:t>
-      </w:r>
-      <w:r>
-        <w:rPr>
-          <w:rFonts w:ascii="Arial" w:hAnsi="Arial"/>
-          <w:sz w:val="24"/>
-        </w:rPr>
-        <w:t xml:space="preserve"> is used to obtain credentials for your personal virtual lab environment. At your</w:t>
-      </w:r>
-      <w:r>
-        <w:rPr>
-          <w:rFonts w:ascii="Arial" w:hAnsi="Arial"/>
-          <w:sz w:val="24"/>
-        </w:rPr>
-        <w:t xml:space="preserve"> </w:t>
-      </w:r>
-      <w:r>
-        <w:rPr>
-          <w:rFonts w:ascii="Arial" w:hAnsi="Arial"/>
-          <w:sz w:val="24"/>
-        </w:rPr>
-        <w:t xml:space="preserve">workstation </w:t>
-      </w:r>
-      <w:proofErr w:type="gramStart"/>
-      <w:r>
-        <w:rPr>
-          <w:rFonts w:ascii="Arial" w:hAnsi="Arial"/>
-          <w:sz w:val="24"/>
-        </w:rPr>
-        <w:t>located</w:t>
-      </w:r>
-      <w:proofErr w:type="gramEnd"/>
-      <w:r>
-        <w:rPr>
-          <w:rFonts w:ascii="Arial" w:hAnsi="Arial"/>
-          <w:sz w:val="24"/>
-        </w:rPr>
-        <w:t xml:space="preserve"> a note that identifies your student id. (</w:t>
-      </w:r>
-      <w:proofErr w:type="gramStart"/>
-      <w:r>
-        <w:rPr>
-          <w:rFonts w:ascii="Arial" w:hAnsi="Arial"/>
-          <w:sz w:val="24"/>
-        </w:rPr>
-        <w:t>i.e..</w:t>
-      </w:r>
-      <w:proofErr w:type="gramEnd"/>
-      <w:r>
-        <w:rPr>
-          <w:rFonts w:ascii="Arial" w:hAnsi="Arial"/>
-          <w:sz w:val="24"/>
-        </w:rPr>
-        <w:t xml:space="preserve"> student1@ibm.com)</w:t>
+        <w:t>workstation located a note that identifies your student id. (i.e.. student1@ibm.com)</w:t>
       </w:r>
     </w:p>
     <w:p>
@@ -1315,48 +1251,6 @@
     </w:p>
     <w:p>
       <w:pPr>
-        <w:spacing w:after="120"/>
-        <w:rPr>
-          <w:rFonts w:cs="Arial"/>
-          <w:color w:val="000000" w:themeColor="text1"/>
-          <w:sz w:val="28"/>
-          <w:szCs w:val="28"/>
-        </w:rPr>
-      </w:pPr>
-      <w:r>
-        <w:rPr>
-          <w:rFonts w:cs="Arial"/>
-          <w:b/>
-          <w:bCs/>
-          <w:color w:val="000000" w:themeColor="text1"/>
-          <w:sz w:val="28"/>
-          <w:szCs w:val="28"/>
-        </w:rPr>
-        <w:t>99998</w:t>
-      </w:r>
-      <w:r>
-        <w:rPr>
-          <w:rFonts w:cs="Arial"/>
-          <w:b/>
-          <w:bCs/>
-          <w:color w:val="000000" w:themeColor="text1"/>
-          <w:sz w:val="28"/>
-          <w:szCs w:val="28"/>
-        </w:rPr>
-        <w:t>: Modernizing CICS applications with Jav</w:t>
-      </w:r>
-      <w:r>
-        <w:rPr>
-          <w:rFonts w:cs="Arial"/>
-          <w:color w:val="000000" w:themeColor="text1"/>
-          <w:sz w:val="28"/>
-          <w:szCs w:val="28"/>
-        </w:rPr>
-        <w:t>a</w:t>
-      </w:r>
-    </w:p>
-    <w:p>
-      <w:pPr>
         <w:pStyle w:val="BodyText0"/>
         <w:numPr>
           <w:ilvl w:val="0"/>
@@ -1372,7 +1266,7 @@
           <w:rFonts w:ascii="Arial" w:hAnsi="Arial"/>
           <w:bCs/>
         </w:rPr>
-        <w:t>L20 – SOAP based web services.</w:t>
+        <w:t>L34 – How to deploy a CICS application program coded in Java using the OSGi JVM</w:t>
       </w:r>
     </w:p>
     <w:p>
@@ -1392,7 +1286,7 @@
           <w:rFonts w:ascii="Arial" w:hAnsi="Arial"/>
           <w:bCs/>
         </w:rPr>
-        <w:t>L90 – JSON based web services.</w:t>
+        <w:t xml:space="preserve">L72 – Java Servlet with LINK to COBOL program </w:t>
       </w:r>
     </w:p>
     <w:p>
@@ -1417,155 +1311,38 @@
     </w:p>
     <w:p>
       <w:pPr>
-        <w:spacing w:after="120"/>
-        <w:rPr>
-          <w:rFonts w:cs="Arial"/>
-          <w:color w:val="000000" w:themeColor="text1"/>
-          <w:sz w:val="32"/>
-          <w:szCs w:val="32"/>
-        </w:rPr>
-      </w:pPr>
-    </w:p>
-    <w:p>
-      <w:pPr>
-        <w:spacing w:after="120"/>
-        <w:rPr>
-          <w:rFonts w:cs="Arial"/>
+        <w:pStyle w:val="BodyText0"/>
+        <w:rPr>
+          <w:rFonts w:ascii="Arial" w:hAnsi="Arial"/>
           <w:b/>
           <w:bCs/>
-          <w:color w:val="000000" w:themeColor="text1"/>
-          <w:sz w:val="28"/>
-          <w:szCs w:val="28"/>
-        </w:rPr>
-      </w:pPr>
-      <w:r>
-        <w:rPr>
-          <w:rFonts w:cs="Arial"/>
+        </w:rPr>
+      </w:pPr>
+    </w:p>
+    <w:p>
+      <w:pPr>
+        <w:pStyle w:val="BodyText0"/>
+        <w:rPr>
+          <w:rFonts w:ascii="Arial" w:hAnsi="Arial"/>
           <w:b/>
           <w:bCs/>
-          <w:color w:val="000000" w:themeColor="text1"/>
-          <w:sz w:val="28"/>
-          <w:szCs w:val="28"/>
-        </w:rPr>
-        <w:t>99999</w:t>
-      </w:r>
-      <w:r>
-        <w:rPr>
-          <w:rFonts w:cs="Arial"/>
+        </w:rPr>
+      </w:pPr>
+    </w:p>
+    <w:p>
+      <w:pPr>
+        <w:pStyle w:val="BodyText0"/>
+        <w:rPr>
+          <w:rFonts w:ascii="Arial" w:hAnsi="Arial"/>
           <w:b/>
           <w:bCs/>
-          <w:color w:val="000000" w:themeColor="text1"/>
-          <w:sz w:val="28"/>
-          <w:szCs w:val="28"/>
-        </w:rPr>
-        <w:t xml:space="preserve">: </w:t>
-      </w:r>
-      <w:r>
-        <w:rPr>
-          <w:rFonts w:cs="Arial"/>
+        </w:rPr>
+      </w:pPr>
+      <w:r>
+        <w:rPr>
+          <w:rFonts w:ascii="Arial" w:hAnsi="Arial"/>
           <w:b/>
           <w:bCs/>
-          <w:color w:val="000000" w:themeColor="text1"/>
-          <w:sz w:val="28"/>
-          <w:szCs w:val="28"/>
-        </w:rPr>
-        <w:t>Connectivity and interoperability for CICS Applications</w:t>
-      </w:r>
-    </w:p>
-    <w:p>
-      <w:pPr>
-        <w:pStyle w:val="BodyText0"/>
-        <w:numPr>
-          <w:ilvl w:val="0"/>
-          <w:numId w:val="19"/>
-        </w:numPr>
-        <w:rPr>
-          <w:rFonts w:ascii="Arial" w:hAnsi="Arial"/>
-          <w:bCs/>
-        </w:rPr>
-      </w:pPr>
-      <w:r>
-        <w:rPr>
-          <w:rFonts w:ascii="Arial" w:hAnsi="Arial"/>
-          <w:bCs/>
-        </w:rPr>
-        <w:t>L34 – How to deploy a CICS application program coded in Java using the OSGi JVM</w:t>
-      </w:r>
-    </w:p>
-    <w:p>
-      <w:pPr>
-        <w:pStyle w:val="BodyText0"/>
-        <w:numPr>
-          <w:ilvl w:val="0"/>
-          <w:numId w:val="19"/>
-        </w:numPr>
-        <w:rPr>
-          <w:rFonts w:ascii="Arial" w:hAnsi="Arial"/>
-          <w:bCs/>
-        </w:rPr>
-      </w:pPr>
-      <w:r>
-        <w:rPr>
-          <w:rFonts w:ascii="Arial" w:hAnsi="Arial"/>
-          <w:bCs/>
-        </w:rPr>
-        <w:t xml:space="preserve">L72 – Java Servlet with LINK to COBOL program </w:t>
-      </w:r>
-    </w:p>
-    <w:p>
-      <w:pPr>
-        <w:pStyle w:val="BodyText0"/>
-        <w:numPr>
-          <w:ilvl w:val="0"/>
-          <w:numId w:val="19"/>
-        </w:numPr>
-        <w:rPr>
-          <w:rFonts w:ascii="Arial" w:hAnsi="Arial"/>
-          <w:bCs/>
-        </w:rPr>
-      </w:pPr>
-      <w:r>
-        <w:rPr>
-          <w:rFonts w:ascii="Arial" w:hAnsi="Arial"/>
-          <w:bCs/>
-        </w:rPr>
-        <w:t>L93 – RESTful JSON with LINK to COBOL program using JSON and JAX-RS</w:t>
-      </w:r>
-    </w:p>
-    <w:p>
-      <w:pPr>
-        <w:pStyle w:val="BodyText0"/>
-        <w:rPr>
-          <w:rFonts w:ascii="Arial" w:hAnsi="Arial"/>
-          <w:b/>
-          <w:bCs/>
-        </w:rPr>
-      </w:pPr>
-    </w:p>
-    <w:p>
-      <w:pPr>
-        <w:pStyle w:val="BodyText0"/>
-        <w:rPr>
-          <w:rFonts w:ascii="Arial" w:hAnsi="Arial"/>
-          <w:b/>
-          <w:bCs/>
-        </w:rPr>
-      </w:pPr>
-    </w:p>
-    <w:p>
-      <w:pPr>
-        <w:pStyle w:val="BodyText0"/>
-        <w:rPr>
-          <w:rFonts w:ascii="Arial" w:hAnsi="Arial"/>
-          <w:b/>
-          <w:bCs/>
-        </w:rPr>
-      </w:pPr>
-      <w:r>
-        <w:rPr>
-          <w:rFonts w:ascii="Arial" w:hAnsi="Arial"/>
-          <w:b/>
-          <w:bCs/>
         </w:rPr>
         <w:t xml:space="preserve">NOTE1: </w:t>
       </w:r>
@@ -1588,16 +1365,8 @@
         <w:rPr>
           <w:rFonts w:ascii="Arial" w:hAnsi="Arial"/>
         </w:rPr>
-        <w:t xml:space="preserve">copies of the </w:t>
-      </w:r>
-      <w:proofErr w:type="gramStart"/>
-      <w:r>
-        <w:rPr>
-          <w:rFonts w:ascii="Arial" w:hAnsi="Arial"/>
-        </w:rPr>
-        <w:t>labs</w:t>
-      </w:r>
-      <w:proofErr w:type="gramEnd"/>
+        <w:t>copies of the labs</w:t>
+      </w:r>
       <w:r>
         <w:rPr>
           <w:rFonts w:ascii="Arial" w:hAnsi="Arial"/>
@@ -1937,9 +1706,8 @@
           <w:sz w:val="28"/>
           <w:szCs w:val="28"/>
         </w:rPr>
-        <w:t xml:space="preserve">(z/OS </w:t>
-      </w:r>
-      <w:proofErr w:type="spellStart"/>
+        <w:t xml:space="preserve">(z/OS Userids, Password, Port, </w:t>
+      </w:r>
       <w:r>
         <w:rPr>
           <w:rFonts w:ascii="Arial" w:hAnsi="Arial"/>
@@ -1950,9 +1718,8 @@
           <w:sz w:val="28"/>
           <w:szCs w:val="28"/>
         </w:rPr>
-        <w:t>Userids</w:t>
-      </w:r>
-      <w:proofErr w:type="spellEnd"/>
+        <w:t>etc.</w:t>
+      </w:r>
       <w:r>
         <w:rPr>
           <w:rFonts w:ascii="Arial" w:hAnsi="Arial"/>
@@ -1963,30 +1730,6 @@
           <w:sz w:val="28"/>
           <w:szCs w:val="28"/>
         </w:rPr>
-        <w:t xml:space="preserve">, Password, Port, </w:t>
-      </w:r>
-      <w:r>
-        <w:rPr>
-          <w:rFonts w:ascii="Arial" w:hAnsi="Arial"/>
-          <w:b/>
-          <w:bCs/>
-          <w:i/>
-          <w:iCs/>
-          <w:sz w:val="28"/>
-          <w:szCs w:val="28"/>
-        </w:rPr>
-        <w:t>etc.</w:t>
-      </w:r>
-      <w:r>
-        <w:rPr>
-          <w:rFonts w:ascii="Arial" w:hAnsi="Arial"/>
-          <w:b/>
-          <w:bCs/>
-          <w:i/>
-          <w:iCs/>
-          <w:sz w:val="28"/>
-          <w:szCs w:val="28"/>
-        </w:rPr>
         <w:t>)</w:t>
       </w:r>
     </w:p>
@@ -2011,18 +1754,8 @@
         <w:ind w:left="720" w:right="0"/>
       </w:pPr>
       <w:r>
-        <w:t>&lt;</w:t>
-      </w:r>
-      <w:proofErr w:type="spellStart"/>
-      <w:r>
-        <w:t>zOS_userid</w:t>
-      </w:r>
-      <w:proofErr w:type="spellEnd"/>
-      <w:proofErr w:type="gramStart"/>
-      <w:r>
-        <w:t>&gt;.CICSLAB.UTIL</w:t>
-      </w:r>
-      <w:proofErr w:type="gramEnd"/>
+        <w:t>&lt;zOS_userid&gt;.CICSLAB.UTIL</w:t>
+      </w:r>
     </w:p>
     <w:p>
       <w:pPr>
@@ -2059,20 +1792,7 @@
         <w:ind w:left="1080" w:right="0"/>
       </w:pPr>
       <w:r>
-        <w:t>&lt;</w:t>
-      </w:r>
-      <w:proofErr w:type="spellStart"/>
-      <w:r>
-        <w:t>zOS_userid</w:t>
-      </w:r>
-      <w:proofErr w:type="spellEnd"/>
-      <w:proofErr w:type="gramStart"/>
-      <w:r>
-        <w:t>&gt; :</w:t>
-      </w:r>
-      <w:proofErr w:type="gramEnd"/>
-      <w:r>
-        <w:t xml:space="preserve"> USER1</w:t>
+        <w:t>&lt;zOS_userid&gt; : USER1</w:t>
       </w:r>
     </w:p>
     <w:p>
@@ -2089,20 +1809,7 @@
         <w:ind w:left="1080" w:right="0"/>
       </w:pPr>
       <w:r>
-        <w:t>&lt;</w:t>
-      </w:r>
-      <w:proofErr w:type="spellStart"/>
-      <w:r>
-        <w:t>zOS_Password</w:t>
-      </w:r>
-      <w:proofErr w:type="spellEnd"/>
-      <w:proofErr w:type="gramStart"/>
-      <w:r>
-        <w:t>&gt; :</w:t>
-      </w:r>
-      <w:proofErr w:type="gramEnd"/>
-      <w:r>
-        <w:t xml:space="preserve"> USER1</w:t>
+        <w:t>&lt;zOS_Password&gt; : USER1</w:t>
       </w:r>
     </w:p>
     <w:p>
@@ -2119,23 +1826,7 @@
         <w:ind w:left="1080" w:right="0"/>
       </w:pPr>
       <w:r>
-        <w:t>&lt;</w:t>
-      </w:r>
-      <w:proofErr w:type="spellStart"/>
-      <w:r>
-        <w:t>CICS_</w:t>
-      </w:r>
-      <w:proofErr w:type="gramStart"/>
-      <w:r>
-        <w:t>Port</w:t>
-      </w:r>
-      <w:proofErr w:type="spellEnd"/>
-      <w:r>
-        <w:t xml:space="preserve"> :</w:t>
-      </w:r>
-      <w:proofErr w:type="gramEnd"/>
-      <w:r>
-        <w:t xml:space="preserve"> 1423</w:t>
+        <w:t>&lt;CICS_Port : 1423</w:t>
       </w:r>
       <w:r>
         <w:tab/>
@@ -2156,15 +1847,7 @@
         <w:ind w:left="1080" w:right="0"/>
       </w:pPr>
       <w:r>
-        <w:t>&lt;CICS_APPLID</w:t>
-      </w:r>
-      <w:proofErr w:type="gramStart"/>
-      <w:r>
-        <w:t>&gt; :</w:t>
-      </w:r>
-      <w:proofErr w:type="gramEnd"/>
-      <w:r>
-        <w:t xml:space="preserve"> CICS1</w:t>
+        <w:t>&lt;CICS_APPLID&gt; : CICS1</w:t>
       </w:r>
     </w:p>
     <w:p>
@@ -2181,20 +1864,7 @@
         <w:ind w:left="1080" w:right="0"/>
       </w:pPr>
       <w:r>
-        <w:t>&lt;</w:t>
-      </w:r>
-      <w:proofErr w:type="spellStart"/>
-      <w:r>
-        <w:t>Servlet_JSP_Port</w:t>
-      </w:r>
-      <w:proofErr w:type="spellEnd"/>
-      <w:proofErr w:type="gramStart"/>
-      <w:r>
-        <w:t>&gt; :</w:t>
-      </w:r>
-      <w:proofErr w:type="gramEnd"/>
-      <w:r>
-        <w:t xml:space="preserve"> 1424</w:t>
+        <w:t>&lt;Servlet_JSP_Port&gt; : 1424</w:t>
       </w:r>
       <w:r>
         <w:tab/>
@@ -2215,20 +1885,7 @@
         <w:ind w:left="1080" w:right="0"/>
       </w:pPr>
       <w:r>
-        <w:t>&lt;</w:t>
-      </w:r>
-      <w:proofErr w:type="spellStart"/>
-      <w:r>
-        <w:t>zOS_DNS_Name</w:t>
-      </w:r>
-      <w:proofErr w:type="spellEnd"/>
-      <w:proofErr w:type="gramStart"/>
-      <w:r>
-        <w:t>&gt; :</w:t>
-      </w:r>
-      <w:proofErr w:type="gramEnd"/>
-      <w:r>
-        <w:t xml:space="preserve"> ws31.washington.ibm.com</w:t>
+        <w:t>&lt;zOS_DNS_Name&gt; : ws31.washington.ibm.com</w:t>
       </w:r>
     </w:p>
     <w:p>
@@ -2255,7 +1912,6 @@
           <w:bCs/>
         </w:rPr>
       </w:pPr>
-      <w:proofErr w:type="gramStart"/>
       <w:r>
         <w:rPr>
           <w:b/>
@@ -2263,7 +1919,6 @@
         </w:rPr>
         <w:t>USER1.CICSLAB.UTIL</w:t>
       </w:r>
-      <w:proofErr w:type="gramEnd"/>
     </w:p>
     <w:p>
       <w:pPr>
@@ -2590,16 +2245,7 @@
           <w:sz w:val="24"/>
         </w:rPr>
         <w:lastRenderedPageBreak/>
-        <w:t xml:space="preserve">The </w:t>
-      </w:r>
-      <w:proofErr w:type="gramStart"/>
-      <w:r>
-        <w:rPr>
-          <w:rFonts w:ascii="Arial" w:hAnsi="Arial" w:cs="Arial"/>
-          <w:color w:val="000000" w:themeColor="text1"/>
-          <w:sz w:val="24"/>
-        </w:rPr>
-        <w:t xml:space="preserve">3270 </w:t>
+        <w:t xml:space="preserve">The 3270 </w:t>
       </w:r>
       <w:r>
         <w:rPr>
@@ -2611,7 +2257,6 @@
         </w:rPr>
         <w:t>newline</w:t>
       </w:r>
-      <w:proofErr w:type="gramEnd"/>
       <w:r>
         <w:rPr>
           <w:rFonts w:ascii="Arial" w:hAnsi="Arial" w:cs="Arial"/>
@@ -2659,43 +2304,7 @@
           <w:color w:val="000000" w:themeColor="text1"/>
           <w:sz w:val="24"/>
         </w:rPr>
-        <w:t xml:space="preserve"> </w:t>
-      </w:r>
-      <w:proofErr w:type="gramStart"/>
-      <w:r>
-        <w:rPr>
-          <w:rFonts w:ascii="Arial" w:hAnsi="Arial" w:cs="Arial"/>
-          <w:color w:val="000000" w:themeColor="text1"/>
-          <w:sz w:val="24"/>
-        </w:rPr>
-        <w:t>key</w:t>
-      </w:r>
-      <w:proofErr w:type="gramEnd"/>
-      <w:r>
-        <w:rPr>
-          <w:rFonts w:ascii="Arial" w:hAnsi="Arial" w:cs="Arial"/>
-          <w:color w:val="000000" w:themeColor="text1"/>
-          <w:sz w:val="24"/>
-        </w:rPr>
-        <w:t xml:space="preserve"> has been mapped to the </w:t>
-      </w:r>
-      <w:proofErr w:type="spellStart"/>
-      <w:r>
-        <w:rPr>
-          <w:rFonts w:ascii="Arial" w:hAnsi="Arial" w:cs="Arial"/>
-          <w:color w:val="000000" w:themeColor="text1"/>
-          <w:sz w:val="24"/>
-        </w:rPr>
-        <w:t>Cntl</w:t>
-      </w:r>
-      <w:proofErr w:type="spellEnd"/>
-      <w:r>
-        <w:rPr>
-          <w:rFonts w:ascii="Arial" w:hAnsi="Arial" w:cs="Arial"/>
-          <w:color w:val="000000" w:themeColor="text1"/>
-          <w:sz w:val="24"/>
-        </w:rPr>
-        <w:t>-Enter key sequence.</w:t>
+        <w:t xml:space="preserve"> key has been mapped to the Cntl-Enter key sequence.</w:t>
       </w:r>
     </w:p>
     <w:p>
@@ -3780,7 +3389,6 @@
         </w:rPr>
         <w:t xml:space="preserve"> for Selected Key section, click on the arrow to the left of </w:t>
       </w:r>
-      <w:proofErr w:type="spellStart"/>
       <w:r>
         <w:rPr>
           <w:rFonts w:ascii="Arial" w:hAnsi="Arial" w:cs="Arial"/>
@@ -3791,7 +3399,6 @@
         </w:rPr>
         <w:t>CtrlShift</w:t>
       </w:r>
-      <w:proofErr w:type="spellEnd"/>
       <w:r>
         <w:rPr>
           <w:rFonts w:ascii="Arial" w:hAnsi="Arial" w:cs="Arial"/>
@@ -8367,6 +7974,7 @@
   <w:style w:type="character" w:default="1" w:styleId="DefaultParagraphFont">
     <w:name w:val="Default Paragraph Font"/>
     <w:uiPriority w:val="1"/>
+    <w:semiHidden/>
     <w:unhideWhenUsed/>
   </w:style>
   <w:style w:type="table" w:default="1" w:styleId="TableNormal">
@@ -9997,7 +9605,7 @@
 </file>
 
 <file path=customXml/itemProps1.xml><?xml version="1.0" encoding="utf-8"?>
-<ds:datastoreItem xmlns:ds="http://schemas.openxmlformats.org/officeDocument/2006/customXml" ds:itemID="{1FB88DEF-4766-F34D-87AF-55DF92C07C02}">
+<ds:datastoreItem xmlns:ds="http://schemas.openxmlformats.org/officeDocument/2006/customXml" ds:itemID="{485B4440-6263-A646-9C2E-4AA8A4A68BA1}">
   <ds:schemaRefs>
     <ds:schemaRef ds:uri="http://schemas.openxmlformats.org/officeDocument/2006/bibliography"/>
   </ds:schemaRefs>
@@ -10005,7 +9613,7 @@
 </file>
 
 <file path=customXml/itemProps2.xml><?xml version="1.0" encoding="utf-8"?>
-<ds:datastoreItem xmlns:ds="http://schemas.openxmlformats.org/officeDocument/2006/customXml" ds:itemID="{485B4440-6263-A646-9C2E-4AA8A4A68BA1}">
+<ds:datastoreItem xmlns:ds="http://schemas.openxmlformats.org/officeDocument/2006/customXml" ds:itemID="{1FB88DEF-4766-F34D-87AF-55DF92C07C02}">
   <ds:schemaRefs>
     <ds:schemaRef ds:uri="http://schemas.openxmlformats.org/officeDocument/2006/bibliography"/>
   </ds:schemaRefs>
